--- a/data/revised_2026-10_full/outputs/v2/Core_Mathematics/SS3.2_Probability_I/Core_Mathematics_Probability_I_CBE_LessonSequence.docx
+++ b/data/revised_2026-10_full/outputs/v2/Core_Mathematics/SS3.2_Probability_I/Core_Mathematics_Probability_I_CBE_LessonSequence.docx
@@ -2518,7 +2518,7 @@
         </w:rPr>
         <w:t xml:space="preserve">© 2026 SeaVuria and ARES. This work is licensed under a </w:t>
       </w:r>
-      <w:hyperlink w:history="1" r:id="rIdhvdcvdvydtzw02xqzuqsf">
+      <w:hyperlink w:history="1" r:id="rId7rybpbcxqzo_arwsfs4i5">
         <w:r>
           <w:rPr>
             <w:rFonts w:ascii="Arial" w:cs="Arial" w:eastAsia="Arial" w:hAnsi="Arial"/>
@@ -2538,7 +2538,7 @@
         </w:rPr>
         <w:t xml:space="preserve"> (</w:t>
       </w:r>
-      <w:hyperlink w:history="1" r:id="rIde-ocgg8zmzvhk_ouldq2s">
+      <w:hyperlink w:history="1" r:id="rIdu17tojvx3mouwftwocrom">
         <w:r>
           <w:rPr>
             <w:rFonts w:ascii="Arial" w:cs="Arial" w:eastAsia="Arial" w:hAnsi="Arial"/>
@@ -2558,7 +2558,7 @@
         </w:rPr>
         <w:t xml:space="preserve">). To view a copy of this license, visit </w:t>
       </w:r>
-      <w:hyperlink w:history="1" r:id="rIdhrdjhtj4bqgbco7ppylqz">
+      <w:hyperlink w:history="1" r:id="rIdnfvvz_5qwywvaya-jgcqq">
         <w:r>
           <w:rPr>
             <w:rFonts w:ascii="Arial" w:cs="Arial" w:eastAsia="Arial" w:hAnsi="Arial"/>
@@ -3597,7 +3597,7 @@
             <w:pPr>
               <w:spacing w:after="20" w:before="0"/>
             </w:pPr>
-            <w:hyperlink w:history="1" r:id="rIdh7hvlhpz_zqyoeqh8nk3j">
+            <w:hyperlink w:history="1" r:id="rIdrwtxwzyt0xqiwloxwhsl_">
               <w:r>
                 <w:rPr>
                   <w:rFonts w:ascii="Arial" w:cs="Arial" w:eastAsia="Arial" w:hAnsi="Arial"/>
@@ -3630,7 +3630,7 @@
               <w:spacing w:after="10" w:before="0"/>
               <w:ind w:left="120"/>
             </w:pPr>
-            <w:hyperlink w:history="1" r:id="rIddejkrdngl_vyimisciroz">
+            <w:hyperlink w:history="1" r:id="rIdxxdk75xem1rvsx2pz6j5i">
               <w:r>
                 <w:rPr>
                   <w:rFonts w:ascii="Arial" w:cs="Arial" w:eastAsia="Arial" w:hAnsi="Arial"/>
@@ -3675,7 +3675,7 @@
             <w:pPr>
               <w:spacing w:after="20" w:before="0"/>
             </w:pPr>
-            <w:hyperlink w:history="1" r:id="rIdyghrghjr3b9i9itvw7bpc">
+            <w:hyperlink w:history="1" r:id="rId9wegt9oquktlw5pl0kouc">
               <w:r>
                 <w:rPr>
                   <w:rFonts w:ascii="Arial" w:cs="Arial" w:eastAsia="Arial" w:hAnsi="Arial"/>
@@ -3708,7 +3708,7 @@
               <w:spacing w:after="10" w:before="0"/>
               <w:ind w:left="120"/>
             </w:pPr>
-            <w:hyperlink w:history="1" r:id="rIdg9ih1ge1zr1f6ik_4ob76">
+            <w:hyperlink w:history="1" r:id="rId2ch_1jyuzyrkgpdgbvii3">
               <w:r>
                 <w:rPr>
                   <w:rFonts w:ascii="Arial" w:cs="Arial" w:eastAsia="Arial" w:hAnsi="Arial"/>
@@ -4048,7 +4048,7 @@
             <w:pPr>
               <w:spacing w:after="20" w:before="0"/>
             </w:pPr>
-            <w:hyperlink w:history="1" r:id="rIdh3hqzkcfkhtt4chfenkr2">
+            <w:hyperlink w:history="1" r:id="rIdygd7b5fycovcz0tfgn--q">
               <w:r>
                 <w:rPr>
                   <w:rFonts w:ascii="Arial" w:cs="Arial" w:eastAsia="Arial" w:hAnsi="Arial"/>
@@ -4081,7 +4081,7 @@
               <w:spacing w:after="10" w:before="0"/>
               <w:ind w:left="120"/>
             </w:pPr>
-            <w:hyperlink w:history="1" r:id="rIdaokpgapku4a5iywcjerpq">
+            <w:hyperlink w:history="1" r:id="rIdbkehzmxrit6mqbke7rfsb">
               <w:r>
                 <w:rPr>
                   <w:rFonts w:ascii="Arial" w:cs="Arial" w:eastAsia="Arial" w:hAnsi="Arial"/>
@@ -4126,7 +4126,7 @@
             <w:pPr>
               <w:spacing w:after="20" w:before="0"/>
             </w:pPr>
-            <w:hyperlink w:history="1" r:id="rIdlifn9oldgnx0ltow90vad">
+            <w:hyperlink w:history="1" r:id="rId4izq0ma06v9wmi_ac42pu">
               <w:r>
                 <w:rPr>
                   <w:rFonts w:ascii="Arial" w:cs="Arial" w:eastAsia="Arial" w:hAnsi="Arial"/>
@@ -4159,7 +4159,7 @@
               <w:spacing w:after="10" w:before="0"/>
               <w:ind w:left="120"/>
             </w:pPr>
-            <w:hyperlink w:history="1" r:id="rIdtqs4ih-zi0fgnf-eeorea">
+            <w:hyperlink w:history="1" r:id="rIdpb8pjxstfffyhd2enxemy">
               <w:r>
                 <w:rPr>
                   <w:rFonts w:ascii="Arial" w:cs="Arial" w:eastAsia="Arial" w:hAnsi="Arial"/>
@@ -4599,7 +4599,7 @@
             <w:pPr>
               <w:spacing w:after="20" w:before="0"/>
             </w:pPr>
-            <w:hyperlink w:history="1" r:id="rIdtqcgneunscmkgqgwaag9z">
+            <w:hyperlink w:history="1" r:id="rIdxslszoslz5qlkkl6uxfso">
               <w:r>
                 <w:rPr>
                   <w:rFonts w:ascii="Arial" w:cs="Arial" w:eastAsia="Arial" w:hAnsi="Arial"/>
@@ -4632,7 +4632,7 @@
               <w:spacing w:after="10" w:before="0"/>
               <w:ind w:left="120"/>
             </w:pPr>
-            <w:hyperlink w:history="1" r:id="rIdheqvnf8hggqlnepsbwj-n">
+            <w:hyperlink w:history="1" r:id="rIdczmgxphbtyyi2eu-kxsai">
               <w:r>
                 <w:rPr>
                   <w:rFonts w:ascii="Arial" w:cs="Arial" w:eastAsia="Arial" w:hAnsi="Arial"/>
@@ -4677,7 +4677,7 @@
             <w:pPr>
               <w:spacing w:after="20" w:before="0"/>
             </w:pPr>
-            <w:hyperlink w:history="1" r:id="rIdl-j_dufpslc9dbwpsqwvx">
+            <w:hyperlink w:history="1" r:id="rIdoffbdemq3298pwrfbd6kd">
               <w:r>
                 <w:rPr>
                   <w:rFonts w:ascii="Arial" w:cs="Arial" w:eastAsia="Arial" w:hAnsi="Arial"/>
@@ -4710,7 +4710,7 @@
               <w:spacing w:after="10" w:before="0"/>
               <w:ind w:left="120"/>
             </w:pPr>
-            <w:hyperlink w:history="1" r:id="rIdgnqw3aw7is0zvwzvvvp6k">
+            <w:hyperlink w:history="1" r:id="rId7rjnstgpxpnmxe90xwx8c">
               <w:r>
                 <w:rPr>
                   <w:rFonts w:ascii="Arial" w:cs="Arial" w:eastAsia="Arial" w:hAnsi="Arial"/>
@@ -5110,7 +5110,7 @@
             <w:pPr>
               <w:spacing w:after="20" w:before="0"/>
             </w:pPr>
-            <w:hyperlink w:history="1" r:id="rIddmkqa0vprekwyzsu9ao7l">
+            <w:hyperlink w:history="1" r:id="rIdxfjh5ub2kpi9zq6xef_t2">
               <w:r>
                 <w:rPr>
                   <w:rFonts w:ascii="Arial" w:cs="Arial" w:eastAsia="Arial" w:hAnsi="Arial"/>
@@ -5143,7 +5143,7 @@
               <w:spacing w:after="10" w:before="0"/>
               <w:ind w:left="120"/>
             </w:pPr>
-            <w:hyperlink w:history="1" r:id="rIdbvabbj67afkgx-4xhhxi-">
+            <w:hyperlink w:history="1" r:id="rIdb3pztnu5aaw3acx1qa0rn">
               <w:r>
                 <w:rPr>
                   <w:rFonts w:ascii="Arial" w:cs="Arial" w:eastAsia="Arial" w:hAnsi="Arial"/>
@@ -5188,7 +5188,7 @@
             <w:pPr>
               <w:spacing w:after="20" w:before="0"/>
             </w:pPr>
-            <w:hyperlink w:history="1" r:id="rIdc7j4zx4txjwdikmf4bufc">
+            <w:hyperlink w:history="1" r:id="rId5xlwsicyaioam9b9idpvc">
               <w:r>
                 <w:rPr>
                   <w:rFonts w:ascii="Arial" w:cs="Arial" w:eastAsia="Arial" w:hAnsi="Arial"/>
@@ -5221,7 +5221,7 @@
               <w:spacing w:after="10" w:before="0"/>
               <w:ind w:left="120"/>
             </w:pPr>
-            <w:hyperlink w:history="1" r:id="rId16i6ey5kjlan_s-sc2g9d">
+            <w:hyperlink w:history="1" r:id="rIdoypuixia79kyjnl7q00jb">
               <w:r>
                 <w:rPr>
                   <w:rFonts w:ascii="Arial" w:cs="Arial" w:eastAsia="Arial" w:hAnsi="Arial"/>
@@ -5581,7 +5581,7 @@
             <w:pPr>
               <w:spacing w:after="20" w:before="0"/>
             </w:pPr>
-            <w:hyperlink w:history="1" r:id="rIdujbz0lcrlysym4dem3a89">
+            <w:hyperlink w:history="1" r:id="rIdogu2buinj8snieawcugl9">
               <w:r>
                 <w:rPr>
                   <w:rFonts w:ascii="Arial" w:cs="Arial" w:eastAsia="Arial" w:hAnsi="Arial"/>
@@ -5630,7 +5630,7 @@
               <w:spacing w:after="10" w:before="0"/>
               <w:ind w:left="120"/>
             </w:pPr>
-            <w:hyperlink w:history="1" r:id="rIdu0hzro4rewfbaunfrsgyt">
+            <w:hyperlink w:history="1" r:id="rId7hbi5mn1bsq21_o9tw8ar">
               <w:r>
                 <w:rPr>
                   <w:rFonts w:ascii="Arial" w:cs="Arial" w:eastAsia="Arial" w:hAnsi="Arial"/>
@@ -5675,7 +5675,7 @@
             <w:pPr>
               <w:spacing w:after="20" w:before="0"/>
             </w:pPr>
-            <w:hyperlink w:history="1" r:id="rIdqawcr2e6ixepqronh-0_t">
+            <w:hyperlink w:history="1" r:id="rIddibo3huvoeuunq8_n4ba7">
               <w:r>
                 <w:rPr>
                   <w:rFonts w:ascii="Arial" w:cs="Arial" w:eastAsia="Arial" w:hAnsi="Arial"/>
@@ -5724,7 +5724,7 @@
               <w:spacing w:after="10" w:before="0"/>
               <w:ind w:left="120"/>
             </w:pPr>
-            <w:hyperlink w:history="1" r:id="rId7tv3udjntxrk9tcti2pml">
+            <w:hyperlink w:history="1" r:id="rIdbm4fdwehl1avkk9nbddei">
               <w:r>
                 <w:rPr>
                   <w:rFonts w:ascii="Arial" w:cs="Arial" w:eastAsia="Arial" w:hAnsi="Arial"/>
@@ -6489,7 +6489,7 @@
         </w:rPr>
         <w:t xml:space="preserve">© 2026 SeaVuria and ARES. Aligned with KICD objectives. Developed by SeaVuria; technical implementation by ARES (with AI assistance from Claude). Licensed under </w:t>
       </w:r>
-      <w:hyperlink w:history="1" r:id="rId4bnwwb99c4nnuhybmq70s">
+      <w:hyperlink w:history="1" r:id="rIdqogz7jrjvl5d1rleouu9e">
         <w:r>
           <w:rPr>
             <w:rFonts w:ascii="Arial" w:cs="Arial" w:eastAsia="Arial" w:hAnsi="Arial"/>
@@ -6510,7 +6510,7 @@
         </w:rPr>
         <w:t xml:space="preserve"> (</w:t>
       </w:r>
-      <w:hyperlink w:history="1" r:id="rIdfa1_zu4pt4rimtcbdqcdd">
+      <w:hyperlink w:history="1" r:id="rId4uj8gjqz3cdx84w6ixdz1">
         <w:r>
           <w:rPr>
             <w:rFonts w:ascii="Arial" w:cs="Arial" w:eastAsia="Arial" w:hAnsi="Arial"/>
@@ -7710,7 +7710,7 @@
             <w:pPr>
               <w:spacing w:after="20" w:before="0"/>
             </w:pPr>
-            <w:hyperlink w:history="1" r:id="rIdaba2q2oijko-py9fq828r">
+            <w:hyperlink w:history="1" r:id="rIdh-r6ajpmx-e3modq8_fgx">
               <w:r>
                 <w:rPr>
                   <w:rFonts w:ascii="Arial" w:cs="Arial" w:eastAsia="Arial" w:hAnsi="Arial"/>
@@ -7743,7 +7743,7 @@
               <w:spacing w:after="10" w:before="0"/>
               <w:ind w:left="120"/>
             </w:pPr>
-            <w:hyperlink w:history="1" r:id="rId_9ptyonz9fvhirv6kywll">
+            <w:hyperlink w:history="1" r:id="rIdmp4vn3k6dvfvhr1nuotjx">
               <w:r>
                 <w:rPr>
                   <w:rFonts w:ascii="Arial" w:cs="Arial" w:eastAsia="Arial" w:hAnsi="Arial"/>
@@ -7788,7 +7788,7 @@
             <w:pPr>
               <w:spacing w:after="20" w:before="0"/>
             </w:pPr>
-            <w:hyperlink w:history="1" r:id="rIdmbs_uvb62yzbtlecwjvyq">
+            <w:hyperlink w:history="1" r:id="rIdqa-yfbmpdzenw4hbcaoa3">
               <w:r>
                 <w:rPr>
                   <w:rFonts w:ascii="Arial" w:cs="Arial" w:eastAsia="Arial" w:hAnsi="Arial"/>
@@ -7821,7 +7821,7 @@
               <w:spacing w:after="10" w:before="0"/>
               <w:ind w:left="120"/>
             </w:pPr>
-            <w:hyperlink w:history="1" r:id="rIdgzbfvcqbfdkrxftsgjujh">
+            <w:hyperlink w:history="1" r:id="rIdrmck1kniktpkz0kkejhfg">
               <w:r>
                 <w:rPr>
                   <w:rFonts w:ascii="Arial" w:cs="Arial" w:eastAsia="Arial" w:hAnsi="Arial"/>
@@ -8021,7 +8021,7 @@
             <w:pPr>
               <w:spacing w:after="20" w:before="0"/>
             </w:pPr>
-            <w:hyperlink w:history="1" r:id="rIdcy2lstyq5z0njqzhmyk4q">
+            <w:hyperlink w:history="1" r:id="rIdxsykbk6ljc2fmuah464zk">
               <w:r>
                 <w:rPr>
                   <w:rFonts w:ascii="Arial" w:cs="Arial" w:eastAsia="Arial" w:hAnsi="Arial"/>
@@ -8054,7 +8054,7 @@
               <w:spacing w:after="10" w:before="0"/>
               <w:ind w:left="120"/>
             </w:pPr>
-            <w:hyperlink w:history="1" r:id="rIdqm6rcxgjclezxkhgqxdbe">
+            <w:hyperlink w:history="1" r:id="rId87eaiflec8x24dgkj8gqb">
               <w:r>
                 <w:rPr>
                   <w:rFonts w:ascii="Arial" w:cs="Arial" w:eastAsia="Arial" w:hAnsi="Arial"/>
@@ -8099,7 +8099,7 @@
             <w:pPr>
               <w:spacing w:after="20" w:before="0"/>
             </w:pPr>
-            <w:hyperlink w:history="1" r:id="rId68loisjv6uo0pg9rtnfqb">
+            <w:hyperlink w:history="1" r:id="rIdktfxzsfcy4r9yuxhjilcf">
               <w:r>
                 <w:rPr>
                   <w:rFonts w:ascii="Arial" w:cs="Arial" w:eastAsia="Arial" w:hAnsi="Arial"/>
@@ -8132,7 +8132,7 @@
               <w:spacing w:after="10" w:before="0"/>
               <w:ind w:left="120"/>
             </w:pPr>
-            <w:hyperlink w:history="1" r:id="rId4aeprqkplmh2rgwi4kgwy">
+            <w:hyperlink w:history="1" r:id="rIdhfipbszavurdwb9fjiokz">
               <w:r>
                 <w:rPr>
                   <w:rFonts w:ascii="Arial" w:cs="Arial" w:eastAsia="Arial" w:hAnsi="Arial"/>
@@ -8332,7 +8332,7 @@
             <w:pPr>
               <w:spacing w:after="20" w:before="0"/>
             </w:pPr>
-            <w:hyperlink w:history="1" r:id="rIdjbit4zkhyzsbg4phuekzg">
+            <w:hyperlink w:history="1" r:id="rIdiewroy36frdzqg23ezxem">
               <w:r>
                 <w:rPr>
                   <w:rFonts w:ascii="Arial" w:cs="Arial" w:eastAsia="Arial" w:hAnsi="Arial"/>
@@ -8381,7 +8381,7 @@
               <w:spacing w:after="10" w:before="0"/>
               <w:ind w:left="120"/>
             </w:pPr>
-            <w:hyperlink w:history="1" r:id="rIdudmhhhykuhlk3zicc7tnv">
+            <w:hyperlink w:history="1" r:id="rIdavs_hwq2fsozg8j6me6ar">
               <w:r>
                 <w:rPr>
                   <w:rFonts w:ascii="Arial" w:cs="Arial" w:eastAsia="Arial" w:hAnsi="Arial"/>
@@ -8426,7 +8426,7 @@
             <w:pPr>
               <w:spacing w:after="20" w:before="0"/>
             </w:pPr>
-            <w:hyperlink w:history="1" r:id="rIdhzo5ahc9gxnbf9ccecrv-">
+            <w:hyperlink w:history="1" r:id="rIdbggykujtpmhaswaeyjsln">
               <w:r>
                 <w:rPr>
                   <w:rFonts w:ascii="Arial" w:cs="Arial" w:eastAsia="Arial" w:hAnsi="Arial"/>
@@ -8459,7 +8459,7 @@
               <w:spacing w:after="10" w:before="0"/>
               <w:ind w:left="120"/>
             </w:pPr>
-            <w:hyperlink w:history="1" r:id="rId1vh2xk8isnrrynfirwyvi">
+            <w:hyperlink w:history="1" r:id="rIdciolzo24mw3au5evnl79o">
               <w:r>
                 <w:rPr>
                   <w:rFonts w:ascii="Arial" w:cs="Arial" w:eastAsia="Arial" w:hAnsi="Arial"/>
@@ -8659,7 +8659,7 @@
             <w:pPr>
               <w:spacing w:after="20" w:before="0"/>
             </w:pPr>
-            <w:hyperlink w:history="1" r:id="rIdaczxjco_jovgipk117l08">
+            <w:hyperlink w:history="1" r:id="rIdicxhx1gf0apfwz3k4-jsn">
               <w:r>
                 <w:rPr>
                   <w:rFonts w:ascii="Arial" w:cs="Arial" w:eastAsia="Arial" w:hAnsi="Arial"/>
@@ -8708,7 +8708,7 @@
               <w:spacing w:after="10" w:before="0"/>
               <w:ind w:left="120"/>
             </w:pPr>
-            <w:hyperlink w:history="1" r:id="rIdoepdegxm1luftucvwe33m">
+            <w:hyperlink w:history="1" r:id="rIdfcctmtmyrnuovyfyyl8un">
               <w:r>
                 <w:rPr>
                   <w:rFonts w:ascii="Arial" w:cs="Arial" w:eastAsia="Arial" w:hAnsi="Arial"/>
@@ -8753,7 +8753,7 @@
             <w:pPr>
               <w:spacing w:after="20" w:before="0"/>
             </w:pPr>
-            <w:hyperlink w:history="1" r:id="rIdqyohmj6xuldmvlrhh_lyx">
+            <w:hyperlink w:history="1" r:id="rIdv-oknmzh3_fcyu4xar50p">
               <w:r>
                 <w:rPr>
                   <w:rFonts w:ascii="Arial" w:cs="Arial" w:eastAsia="Arial" w:hAnsi="Arial"/>
@@ -8786,7 +8786,7 @@
               <w:spacing w:after="10" w:before="0"/>
               <w:ind w:left="120"/>
             </w:pPr>
-            <w:hyperlink w:history="1" r:id="rIdyzqz9dg1usgj9mawg5ao8">
+            <w:hyperlink w:history="1" r:id="rIdk84plgapbiywreqdijcyt">
               <w:r>
                 <w:rPr>
                   <w:rFonts w:ascii="Arial" w:cs="Arial" w:eastAsia="Arial" w:hAnsi="Arial"/>
@@ -8986,7 +8986,7 @@
             <w:pPr>
               <w:spacing w:after="20" w:before="0"/>
             </w:pPr>
-            <w:hyperlink w:history="1" r:id="rIdg-sc-2-yswqleb16d2rta">
+            <w:hyperlink w:history="1" r:id="rIdjmkrp8ice_y1b3urkdiy5">
               <w:r>
                 <w:rPr>
                   <w:rFonts w:ascii="Arial" w:cs="Arial" w:eastAsia="Arial" w:hAnsi="Arial"/>
@@ -9035,7 +9035,7 @@
               <w:spacing w:after="10" w:before="0"/>
               <w:ind w:left="120"/>
             </w:pPr>
-            <w:hyperlink w:history="1" r:id="rIdhhsfzndh0mkd_r05jzvxd">
+            <w:hyperlink w:history="1" r:id="rIdlj0pczmnbljwirhjkory7">
               <w:r>
                 <w:rPr>
                   <w:rFonts w:ascii="Arial" w:cs="Arial" w:eastAsia="Arial" w:hAnsi="Arial"/>
@@ -9080,7 +9080,7 @@
             <w:pPr>
               <w:spacing w:after="20" w:before="0"/>
             </w:pPr>
-            <w:hyperlink w:history="1" r:id="rIdzqiv9o8ddqka__3vofzoo">
+            <w:hyperlink w:history="1" r:id="rId_73ho77bc_32fj5wcg0mp">
               <w:r>
                 <w:rPr>
                   <w:rFonts w:ascii="Arial" w:cs="Arial" w:eastAsia="Arial" w:hAnsi="Arial"/>
@@ -9129,7 +9129,7 @@
               <w:spacing w:after="10" w:before="0"/>
               <w:ind w:left="120"/>
             </w:pPr>
-            <w:hyperlink w:history="1" r:id="rIddk5xusdtqc7zx2idwbsmu">
+            <w:hyperlink w:history="1" r:id="rIdmuoos7ebzod6cggyq8ny7">
               <w:r>
                 <w:rPr>
                   <w:rFonts w:ascii="Arial" w:cs="Arial" w:eastAsia="Arial" w:hAnsi="Arial"/>
@@ -9734,7 +9734,7 @@
         </w:rPr>
         <w:t xml:space="preserve">© 2026 SeaVuria and ARES. Aligned with KICD objectives. Developed by SeaVuria; technical implementation by ARES (with AI assistance from Claude). Licensed under </w:t>
       </w:r>
-      <w:hyperlink w:history="1" r:id="rIdoaozmgodnm2tccbth-mrl">
+      <w:hyperlink w:history="1" r:id="rId2mykhl1gpjhzdkqa_g2h9">
         <w:r>
           <w:rPr>
             <w:rFonts w:ascii="Arial" w:cs="Arial" w:eastAsia="Arial" w:hAnsi="Arial"/>
@@ -9755,7 +9755,7 @@
         </w:rPr>
         <w:t xml:space="preserve"> (</w:t>
       </w:r>
-      <w:hyperlink w:history="1" r:id="rIdqwgbj1ohhjtiynsalxo1f">
+      <w:hyperlink w:history="1" r:id="rId8ksugbofzi10oyte6mcmp">
         <w:r>
           <w:rPr>
             <w:rFonts w:ascii="Arial" w:cs="Arial" w:eastAsia="Arial" w:hAnsi="Arial"/>
@@ -10795,7 +10795,7 @@
             <w:pPr>
               <w:spacing w:after="20" w:before="0"/>
             </w:pPr>
-            <w:hyperlink w:history="1" r:id="rIdw0cb8vbplzxf0lwe_zzi3">
+            <w:hyperlink w:history="1" r:id="rIduwe3mgvf-x9aybdjxbob7">
               <w:r>
                 <w:rPr>
                   <w:rFonts w:ascii="Arial" w:cs="Arial" w:eastAsia="Arial" w:hAnsi="Arial"/>
@@ -10828,7 +10828,7 @@
               <w:spacing w:after="10" w:before="0"/>
               <w:ind w:left="120"/>
             </w:pPr>
-            <w:hyperlink w:history="1" r:id="rIdmufstdwypxxengk5779fw">
+            <w:hyperlink w:history="1" r:id="rIdrqhewuzaicmiae_q9eaak">
               <w:r>
                 <w:rPr>
                   <w:rFonts w:ascii="Arial" w:cs="Arial" w:eastAsia="Arial" w:hAnsi="Arial"/>
@@ -10873,7 +10873,7 @@
             <w:pPr>
               <w:spacing w:after="20" w:before="0"/>
             </w:pPr>
-            <w:hyperlink w:history="1" r:id="rIdrh4kfuchibd3rxjrcaczn">
+            <w:hyperlink w:history="1" r:id="rIdduytj0_nlv5ty1y7l0fvb">
               <w:r>
                 <w:rPr>
                   <w:rFonts w:ascii="Arial" w:cs="Arial" w:eastAsia="Arial" w:hAnsi="Arial"/>
@@ -10906,7 +10906,7 @@
               <w:spacing w:after="10" w:before="0"/>
               <w:ind w:left="120"/>
             </w:pPr>
-            <w:hyperlink w:history="1" r:id="rIdfimtdansumirt8v_qnffx">
+            <w:hyperlink w:history="1" r:id="rIdte8abhkzya49cc3kwewgv">
               <w:r>
                 <w:rPr>
                   <w:rFonts w:ascii="Arial" w:cs="Arial" w:eastAsia="Arial" w:hAnsi="Arial"/>
@@ -11106,7 +11106,7 @@
             <w:pPr>
               <w:spacing w:after="20" w:before="0"/>
             </w:pPr>
-            <w:hyperlink w:history="1" r:id="rId60kktjedjx5rny_vf3kpg">
+            <w:hyperlink w:history="1" r:id="rId454rbbuyn1xnyoiu8xm8x">
               <w:r>
                 <w:rPr>
                   <w:rFonts w:ascii="Arial" w:cs="Arial" w:eastAsia="Arial" w:hAnsi="Arial"/>
@@ -11139,7 +11139,7 @@
               <w:spacing w:after="10" w:before="0"/>
               <w:ind w:left="120"/>
             </w:pPr>
-            <w:hyperlink w:history="1" r:id="rId2pueebqirl7gxmle4efa3">
+            <w:hyperlink w:history="1" r:id="rId600m5-ofekvpnrkiwbcgi">
               <w:r>
                 <w:rPr>
                   <w:rFonts w:ascii="Arial" w:cs="Arial" w:eastAsia="Arial" w:hAnsi="Arial"/>
@@ -11184,7 +11184,7 @@
             <w:pPr>
               <w:spacing w:after="20" w:before="0"/>
             </w:pPr>
-            <w:hyperlink w:history="1" r:id="rIdjbbfup90o5u3uzegnadvk">
+            <w:hyperlink w:history="1" r:id="rIdosh-wdxb-cjviktnkx_gh">
               <w:r>
                 <w:rPr>
                   <w:rFonts w:ascii="Arial" w:cs="Arial" w:eastAsia="Arial" w:hAnsi="Arial"/>
@@ -11217,7 +11217,7 @@
               <w:spacing w:after="10" w:before="0"/>
               <w:ind w:left="120"/>
             </w:pPr>
-            <w:hyperlink w:history="1" r:id="rIdvd1abxmsajy8loynedos5">
+            <w:hyperlink w:history="1" r:id="rIdg4iwszoetnbh-xjukoxxs">
               <w:r>
                 <w:rPr>
                   <w:rFonts w:ascii="Arial" w:cs="Arial" w:eastAsia="Arial" w:hAnsi="Arial"/>
@@ -11577,7 +11577,7 @@
             <w:pPr>
               <w:spacing w:after="20" w:before="0"/>
             </w:pPr>
-            <w:hyperlink w:history="1" r:id="rId288uqavbgacyhsqkv6cro">
+            <w:hyperlink w:history="1" r:id="rIdnvvispbyygqn0zjcg2vxt">
               <w:r>
                 <w:rPr>
                   <w:rFonts w:ascii="Arial" w:cs="Arial" w:eastAsia="Arial" w:hAnsi="Arial"/>
@@ -11626,7 +11626,7 @@
               <w:spacing w:after="10" w:before="0"/>
               <w:ind w:left="120"/>
             </w:pPr>
-            <w:hyperlink w:history="1" r:id="rIdgjsxr0o_i_2mdik1rppb7">
+            <w:hyperlink w:history="1" r:id="rIdsnudiq8a3hcorcn_5jugu">
               <w:r>
                 <w:rPr>
                   <w:rFonts w:ascii="Arial" w:cs="Arial" w:eastAsia="Arial" w:hAnsi="Arial"/>
@@ -11671,7 +11671,7 @@
             <w:pPr>
               <w:spacing w:after="20" w:before="0"/>
             </w:pPr>
-            <w:hyperlink w:history="1" r:id="rIdvq0_bayjrkdg0naig84dw">
+            <w:hyperlink w:history="1" r:id="rId40pw4ymze-h20ij24ysjh">
               <w:r>
                 <w:rPr>
                   <w:rFonts w:ascii="Arial" w:cs="Arial" w:eastAsia="Arial" w:hAnsi="Arial"/>
@@ -11704,7 +11704,7 @@
               <w:spacing w:after="10" w:before="0"/>
               <w:ind w:left="120"/>
             </w:pPr>
-            <w:hyperlink w:history="1" r:id="rIdyl4ouwjhzswyhgzqe4wb4">
+            <w:hyperlink w:history="1" r:id="rIdpqqb-mgoi3_elb_bzprxx">
               <w:r>
                 <w:rPr>
                   <w:rFonts w:ascii="Arial" w:cs="Arial" w:eastAsia="Arial" w:hAnsi="Arial"/>
@@ -11984,7 +11984,7 @@
             <w:pPr>
               <w:spacing w:after="20" w:before="0"/>
             </w:pPr>
-            <w:hyperlink w:history="1" r:id="rIdlh1ejysqpoiqspfcqvwjd">
+            <w:hyperlink w:history="1" r:id="rIdzdtca3kauszyyehdvxiwz">
               <w:r>
                 <w:rPr>
                   <w:rFonts w:ascii="Arial" w:cs="Arial" w:eastAsia="Arial" w:hAnsi="Arial"/>
@@ -12033,7 +12033,7 @@
               <w:spacing w:after="10" w:before="0"/>
               <w:ind w:left="120"/>
             </w:pPr>
-            <w:hyperlink w:history="1" r:id="rId8e41r-ug2ykebw17zcs7i">
+            <w:hyperlink w:history="1" r:id="rIdg8gknbyf2sui3askqtawb">
               <w:r>
                 <w:rPr>
                   <w:rFonts w:ascii="Arial" w:cs="Arial" w:eastAsia="Arial" w:hAnsi="Arial"/>
@@ -12078,7 +12078,7 @@
             <w:pPr>
               <w:spacing w:after="20" w:before="0"/>
             </w:pPr>
-            <w:hyperlink w:history="1" r:id="rIdpfulplngrp_yblghi21b9">
+            <w:hyperlink w:history="1" r:id="rIdampctw-mppax4qyxjfbke">
               <w:r>
                 <w:rPr>
                   <w:rFonts w:ascii="Arial" w:cs="Arial" w:eastAsia="Arial" w:hAnsi="Arial"/>
@@ -12111,7 +12111,7 @@
               <w:spacing w:after="10" w:before="0"/>
               <w:ind w:left="120"/>
             </w:pPr>
-            <w:hyperlink w:history="1" r:id="rIdafbzmoxtn7qliigab0yo5">
+            <w:hyperlink w:history="1" r:id="rIdaa3cqhu7wqzt3lkyvch2v">
               <w:r>
                 <w:rPr>
                   <w:rFonts w:ascii="Arial" w:cs="Arial" w:eastAsia="Arial" w:hAnsi="Arial"/>
@@ -12311,7 +12311,7 @@
             <w:pPr>
               <w:spacing w:after="20" w:before="0"/>
             </w:pPr>
-            <w:hyperlink w:history="1" r:id="rIdtv0pxfldoaeyylhkzb5vk">
+            <w:hyperlink w:history="1" r:id="rIdngdb6qt3df52uv3kmsttw">
               <w:r>
                 <w:rPr>
                   <w:rFonts w:ascii="Arial" w:cs="Arial" w:eastAsia="Arial" w:hAnsi="Arial"/>
@@ -12360,7 +12360,7 @@
               <w:spacing w:after="10" w:before="0"/>
               <w:ind w:left="120"/>
             </w:pPr>
-            <w:hyperlink w:history="1" r:id="rIdg_gbbwywd5ocrfkkymisp">
+            <w:hyperlink w:history="1" r:id="rIdrrfrtsxebgxt0u5eahxoc">
               <w:r>
                 <w:rPr>
                   <w:rFonts w:ascii="Arial" w:cs="Arial" w:eastAsia="Arial" w:hAnsi="Arial"/>
@@ -12405,7 +12405,7 @@
             <w:pPr>
               <w:spacing w:after="20" w:before="0"/>
             </w:pPr>
-            <w:hyperlink w:history="1" r:id="rId25b2knneygahgph0v2dpa">
+            <w:hyperlink w:history="1" r:id="rIdzcpfjhofzrzbhodme3cx4">
               <w:r>
                 <w:rPr>
                   <w:rFonts w:ascii="Arial" w:cs="Arial" w:eastAsia="Arial" w:hAnsi="Arial"/>
@@ -12438,7 +12438,7 @@
               <w:spacing w:after="10" w:before="0"/>
               <w:ind w:left="120"/>
             </w:pPr>
-            <w:hyperlink w:history="1" r:id="rIddieptjuhtyxjqvhqvn_pu">
+            <w:hyperlink w:history="1" r:id="rIdfiyjsknwa4_os7ksgkzii">
               <w:r>
                 <w:rPr>
                   <w:rFonts w:ascii="Arial" w:cs="Arial" w:eastAsia="Arial" w:hAnsi="Arial"/>
@@ -13163,7 +13163,7 @@
         </w:rPr>
         <w:t xml:space="preserve">© 2026 SeaVuria and ARES. Aligned with KICD objectives. Developed by SeaVuria; technical implementation by ARES (with AI assistance from Claude). Licensed under </w:t>
       </w:r>
-      <w:hyperlink w:history="1" r:id="rIdsq7_ndsblzbnk9kakwo1l">
+      <w:hyperlink w:history="1" r:id="rIdraxr6rkb4f7tsujuet-nt">
         <w:r>
           <w:rPr>
             <w:rFonts w:ascii="Arial" w:cs="Arial" w:eastAsia="Arial" w:hAnsi="Arial"/>
@@ -13184,7 +13184,7 @@
         </w:rPr>
         <w:t xml:space="preserve"> (</w:t>
       </w:r>
-      <w:hyperlink w:history="1" r:id="rIdmmbdngykwafcskcvcw9hn">
+      <w:hyperlink w:history="1" r:id="rIdnibm4iu0wpac7mhqe32v0">
         <w:r>
           <w:rPr>
             <w:rFonts w:ascii="Arial" w:cs="Arial" w:eastAsia="Arial" w:hAnsi="Arial"/>
@@ -14224,7 +14224,7 @@
             <w:pPr>
               <w:spacing w:after="20" w:before="0"/>
             </w:pPr>
-            <w:hyperlink w:history="1" r:id="rIdikvyrqendin6oxrj8v9h9">
+            <w:hyperlink w:history="1" r:id="rIdgalfaopqmxxkvxbvbyhip">
               <w:r>
                 <w:rPr>
                   <w:rFonts w:ascii="Arial" w:cs="Arial" w:eastAsia="Arial" w:hAnsi="Arial"/>
@@ -14257,7 +14257,7 @@
               <w:spacing w:after="10" w:before="0"/>
               <w:ind w:left="120"/>
             </w:pPr>
-            <w:hyperlink w:history="1" r:id="rIducgk_basuqy4nxks0o0pd">
+            <w:hyperlink w:history="1" r:id="rIdwk2zevtiu5ewo6jjhk9bp">
               <w:r>
                 <w:rPr>
                   <w:rFonts w:ascii="Arial" w:cs="Arial" w:eastAsia="Arial" w:hAnsi="Arial"/>
@@ -14302,7 +14302,7 @@
             <w:pPr>
               <w:spacing w:after="20" w:before="0"/>
             </w:pPr>
-            <w:hyperlink w:history="1" r:id="rIdg9qd0btglkxj5qtrqas4w">
+            <w:hyperlink w:history="1" r:id="rIdz6bqy0q2ifl4slck7aqwv">
               <w:r>
                 <w:rPr>
                   <w:rFonts w:ascii="Arial" w:cs="Arial" w:eastAsia="Arial" w:hAnsi="Arial"/>
@@ -14335,7 +14335,7 @@
               <w:spacing w:after="10" w:before="0"/>
               <w:ind w:left="120"/>
             </w:pPr>
-            <w:hyperlink w:history="1" r:id="rIdrxoaagi4ttookptazoyxr">
+            <w:hyperlink w:history="1" r:id="rIdwcgm9bnrnzlmu71vb6c6g">
               <w:r>
                 <w:rPr>
                   <w:rFonts w:ascii="Arial" w:cs="Arial" w:eastAsia="Arial" w:hAnsi="Arial"/>
@@ -14535,7 +14535,7 @@
             <w:pPr>
               <w:spacing w:after="20" w:before="0"/>
             </w:pPr>
-            <w:hyperlink w:history="1" r:id="rIdxglflaknobkmhcs0mmq6m">
+            <w:hyperlink w:history="1" r:id="rId438hbxzb0lsufw4sf0vvs">
               <w:r>
                 <w:rPr>
                   <w:rFonts w:ascii="Arial" w:cs="Arial" w:eastAsia="Arial" w:hAnsi="Arial"/>
@@ -14568,7 +14568,7 @@
               <w:spacing w:after="10" w:before="0"/>
               <w:ind w:left="120"/>
             </w:pPr>
-            <w:hyperlink w:history="1" r:id="rIdilowcgnyxcjvlqq0moef5">
+            <w:hyperlink w:history="1" r:id="rIddzbu6-shpcl1ukhkemrca">
               <w:r>
                 <w:rPr>
                   <w:rFonts w:ascii="Arial" w:cs="Arial" w:eastAsia="Arial" w:hAnsi="Arial"/>
@@ -14613,7 +14613,7 @@
             <w:pPr>
               <w:spacing w:after="20" w:before="0"/>
             </w:pPr>
-            <w:hyperlink w:history="1" r:id="rIdpdtfokodaq1wylflgtvo7">
+            <w:hyperlink w:history="1" r:id="rIdgxerui0z3shcwoofgleqj">
               <w:r>
                 <w:rPr>
                   <w:rFonts w:ascii="Arial" w:cs="Arial" w:eastAsia="Arial" w:hAnsi="Arial"/>
@@ -14646,7 +14646,7 @@
               <w:spacing w:after="10" w:before="0"/>
               <w:ind w:left="120"/>
             </w:pPr>
-            <w:hyperlink w:history="1" r:id="rIdzr5us0ayvnmuyypsjdhlv">
+            <w:hyperlink w:history="1" r:id="rIdggcrgx9y1k--ooucnab7n">
               <w:r>
                 <w:rPr>
                   <w:rFonts w:ascii="Arial" w:cs="Arial" w:eastAsia="Arial" w:hAnsi="Arial"/>
@@ -14846,7 +14846,7 @@
             <w:pPr>
               <w:spacing w:after="20" w:before="0"/>
             </w:pPr>
-            <w:hyperlink w:history="1" r:id="rId6xze6jrxczrt_oaixt26w">
+            <w:hyperlink w:history="1" r:id="rIdtoir4nm50zdnlg3sp4f7i">
               <w:r>
                 <w:rPr>
                   <w:rFonts w:ascii="Arial" w:cs="Arial" w:eastAsia="Arial" w:hAnsi="Arial"/>
@@ -14895,7 +14895,7 @@
               <w:spacing w:after="10" w:before="0"/>
               <w:ind w:left="120"/>
             </w:pPr>
-            <w:hyperlink w:history="1" r:id="rIddoqgtx512dao6nu627emk">
+            <w:hyperlink w:history="1" r:id="rId6xwjy5chszrkg-8iardfm">
               <w:r>
                 <w:rPr>
                   <w:rFonts w:ascii="Arial" w:cs="Arial" w:eastAsia="Arial" w:hAnsi="Arial"/>
@@ -14940,7 +14940,7 @@
             <w:pPr>
               <w:spacing w:after="20" w:before="0"/>
             </w:pPr>
-            <w:hyperlink w:history="1" r:id="rIdoppwtdreqfl7q79tew9m8">
+            <w:hyperlink w:history="1" r:id="rIdkofxjau1dov7svqi60p3h">
               <w:r>
                 <w:rPr>
                   <w:rFonts w:ascii="Arial" w:cs="Arial" w:eastAsia="Arial" w:hAnsi="Arial"/>
@@ -14973,7 +14973,7 @@
               <w:spacing w:after="10" w:before="0"/>
               <w:ind w:left="120"/>
             </w:pPr>
-            <w:hyperlink w:history="1" r:id="rId5qiw_qf02is9a5vgsxdub">
+            <w:hyperlink w:history="1" r:id="rIdkc48zv4g1inaurtiei5gd">
               <w:r>
                 <w:rPr>
                   <w:rFonts w:ascii="Arial" w:cs="Arial" w:eastAsia="Arial" w:hAnsi="Arial"/>
@@ -15173,7 +15173,7 @@
             <w:pPr>
               <w:spacing w:after="20" w:before="0"/>
             </w:pPr>
-            <w:hyperlink w:history="1" r:id="rId88zu32xhshq7rsrinhz6z">
+            <w:hyperlink w:history="1" r:id="rIdx5giswf5odfxitiir5k5-">
               <w:r>
                 <w:rPr>
                   <w:rFonts w:ascii="Arial" w:cs="Arial" w:eastAsia="Arial" w:hAnsi="Arial"/>
@@ -15222,7 +15222,7 @@
               <w:spacing w:after="10" w:before="0"/>
               <w:ind w:left="120"/>
             </w:pPr>
-            <w:hyperlink w:history="1" r:id="rIdx9v50cpqtur1rzmwswzl7">
+            <w:hyperlink w:history="1" r:id="rIdtjzwu5xi7-tvxmkurrush">
               <w:r>
                 <w:rPr>
                   <w:rFonts w:ascii="Arial" w:cs="Arial" w:eastAsia="Arial" w:hAnsi="Arial"/>
@@ -15267,7 +15267,7 @@
             <w:pPr>
               <w:spacing w:after="20" w:before="0"/>
             </w:pPr>
-            <w:hyperlink w:history="1" r:id="rIdxwl16o1w7yhrg3tvhklzi">
+            <w:hyperlink w:history="1" r:id="rId3knxtayi7ttebwnrx7t87">
               <w:r>
                 <w:rPr>
                   <w:rFonts w:ascii="Arial" w:cs="Arial" w:eastAsia="Arial" w:hAnsi="Arial"/>
@@ -15300,7 +15300,7 @@
               <w:spacing w:after="10" w:before="0"/>
               <w:ind w:left="120"/>
             </w:pPr>
-            <w:hyperlink w:history="1" r:id="rIdffkpfkd-ncxanqsonqgla">
+            <w:hyperlink w:history="1" r:id="rIdk3kza5mnadcyqk09waq0m">
               <w:r>
                 <w:rPr>
                   <w:rFonts w:ascii="Arial" w:cs="Arial" w:eastAsia="Arial" w:hAnsi="Arial"/>
@@ -15500,7 +15500,7 @@
             <w:pPr>
               <w:spacing w:after="20" w:before="0"/>
             </w:pPr>
-            <w:hyperlink w:history="1" r:id="rIdjyyxed3ruxraaklfnvijx">
+            <w:hyperlink w:history="1" r:id="rIdhfpipevhgtg3juz1-ey3n">
               <w:r>
                 <w:rPr>
                   <w:rFonts w:ascii="Arial" w:cs="Arial" w:eastAsia="Arial" w:hAnsi="Arial"/>
@@ -15549,7 +15549,7 @@
               <w:spacing w:after="10" w:before="0"/>
               <w:ind w:left="120"/>
             </w:pPr>
-            <w:hyperlink w:history="1" r:id="rId366djieillu8gozrfz_wm">
+            <w:hyperlink w:history="1" r:id="rIdt-y6-nqz_l86xmuh5xshf">
               <w:r>
                 <w:rPr>
                   <w:rFonts w:ascii="Arial" w:cs="Arial" w:eastAsia="Arial" w:hAnsi="Arial"/>
@@ -15594,7 +15594,7 @@
             <w:pPr>
               <w:spacing w:after="20" w:before="0"/>
             </w:pPr>
-            <w:hyperlink w:history="1" r:id="rIdeihy_p1ioyp3dw9cyayav">
+            <w:hyperlink w:history="1" r:id="rIdgtmrpldtx8awl0rexmu-y">
               <w:r>
                 <w:rPr>
                   <w:rFonts w:ascii="Arial" w:cs="Arial" w:eastAsia="Arial" w:hAnsi="Arial"/>
@@ -15643,7 +15643,7 @@
               <w:spacing w:after="10" w:before="0"/>
               <w:ind w:left="120"/>
             </w:pPr>
-            <w:hyperlink w:history="1" r:id="rIdm_udk6jnaibizorzj9so2">
+            <w:hyperlink w:history="1" r:id="rIddjb2msiswyonw-2brdmgs">
               <w:r>
                 <w:rPr>
                   <w:rFonts w:ascii="Arial" w:cs="Arial" w:eastAsia="Arial" w:hAnsi="Arial"/>
@@ -16168,7 +16168,7 @@
         </w:rPr>
         <w:t xml:space="preserve">© 2026 SeaVuria and ARES. Aligned with KICD objectives. Developed by SeaVuria; technical implementation by ARES (with AI assistance from Claude). Licensed under </w:t>
       </w:r>
-      <w:hyperlink w:history="1" r:id="rIduz5jmywmamietjgodllu8">
+      <w:hyperlink w:history="1" r:id="rId7zxgclztjxa-nn93cdaaz">
         <w:r>
           <w:rPr>
             <w:rFonts w:ascii="Arial" w:cs="Arial" w:eastAsia="Arial" w:hAnsi="Arial"/>
@@ -16189,7 +16189,7 @@
         </w:rPr>
         <w:t xml:space="preserve"> (</w:t>
       </w:r>
-      <w:hyperlink w:history="1" r:id="rIdofxjllex5lvaxbpgecu2p">
+      <w:hyperlink w:history="1" r:id="rIdvt88acngn93ztd4-y-6a8">
         <w:r>
           <w:rPr>
             <w:rFonts w:ascii="Arial" w:cs="Arial" w:eastAsia="Arial" w:hAnsi="Arial"/>
@@ -17229,7 +17229,7 @@
             <w:pPr>
               <w:spacing w:after="20" w:before="0"/>
             </w:pPr>
-            <w:hyperlink w:history="1" r:id="rIdpwpkhgtn3yi7yo6b58u-8">
+            <w:hyperlink w:history="1" r:id="rIdo8hpqhwtrbl_-rl5c8bre">
               <w:r>
                 <w:rPr>
                   <w:rFonts w:ascii="Arial" w:cs="Arial" w:eastAsia="Arial" w:hAnsi="Arial"/>
@@ -17262,7 +17262,7 @@
               <w:spacing w:after="10" w:before="0"/>
               <w:ind w:left="120"/>
             </w:pPr>
-            <w:hyperlink w:history="1" r:id="rIdpzdwfevjgg0gbvydgct0_">
+            <w:hyperlink w:history="1" r:id="rIdgektzmillf3b_ep0vlzto">
               <w:r>
                 <w:rPr>
                   <w:rFonts w:ascii="Arial" w:cs="Arial" w:eastAsia="Arial" w:hAnsi="Arial"/>
@@ -17307,7 +17307,7 @@
             <w:pPr>
               <w:spacing w:after="20" w:before="0"/>
             </w:pPr>
-            <w:hyperlink w:history="1" r:id="rIdawqiofzzj6mucnqk8v38w">
+            <w:hyperlink w:history="1" r:id="rId1nxpld4ivha-ewdvtz17o">
               <w:r>
                 <w:rPr>
                   <w:rFonts w:ascii="Arial" w:cs="Arial" w:eastAsia="Arial" w:hAnsi="Arial"/>
@@ -17340,7 +17340,7 @@
               <w:spacing w:after="10" w:before="0"/>
               <w:ind w:left="120"/>
             </w:pPr>
-            <w:hyperlink w:history="1" r:id="rId6lwbwmzi-dpn0kwfwobhy">
+            <w:hyperlink w:history="1" r:id="rIdqybncopkplclbxbuojwk_">
               <w:r>
                 <w:rPr>
                   <w:rFonts w:ascii="Arial" w:cs="Arial" w:eastAsia="Arial" w:hAnsi="Arial"/>
@@ -17540,7 +17540,7 @@
             <w:pPr>
               <w:spacing w:after="20" w:before="0"/>
             </w:pPr>
-            <w:hyperlink w:history="1" r:id="rIdtm176hodmivhduxpkqu-g">
+            <w:hyperlink w:history="1" r:id="rIdcwyehs7mv1xie32nvmkf_">
               <w:r>
                 <w:rPr>
                   <w:rFonts w:ascii="Arial" w:cs="Arial" w:eastAsia="Arial" w:hAnsi="Arial"/>
@@ -17573,7 +17573,7 @@
               <w:spacing w:after="10" w:before="0"/>
               <w:ind w:left="120"/>
             </w:pPr>
-            <w:hyperlink w:history="1" r:id="rIdsen1searpep4oebauy-s3">
+            <w:hyperlink w:history="1" r:id="rIdoxdsmgkjoxrjwfil3jsz3">
               <w:r>
                 <w:rPr>
                   <w:rFonts w:ascii="Arial" w:cs="Arial" w:eastAsia="Arial" w:hAnsi="Arial"/>
@@ -17618,7 +17618,7 @@
             <w:pPr>
               <w:spacing w:after="20" w:before="0"/>
             </w:pPr>
-            <w:hyperlink w:history="1" r:id="rIdgcb2qwpdvdtmcoasl1vap">
+            <w:hyperlink w:history="1" r:id="rIdhmes_xnezkka1xs0f8lmf">
               <w:r>
                 <w:rPr>
                   <w:rFonts w:ascii="Arial" w:cs="Arial" w:eastAsia="Arial" w:hAnsi="Arial"/>
@@ -17651,7 +17651,7 @@
               <w:spacing w:after="10" w:before="0"/>
               <w:ind w:left="120"/>
             </w:pPr>
-            <w:hyperlink w:history="1" r:id="rIdtc5svjtnt6ei0slgqqptj">
+            <w:hyperlink w:history="1" r:id="rIdtmwcmwtgbn-9bxw1tzpbp">
               <w:r>
                 <w:rPr>
                   <w:rFonts w:ascii="Arial" w:cs="Arial" w:eastAsia="Arial" w:hAnsi="Arial"/>
@@ -17851,7 +17851,7 @@
             <w:pPr>
               <w:spacing w:after="20" w:before="0"/>
             </w:pPr>
-            <w:hyperlink w:history="1" r:id="rIdcdnukzhxtpmg8ubj2n6-a">
+            <w:hyperlink w:history="1" r:id="rId8dag3wqqcwdm6olujqtlb">
               <w:r>
                 <w:rPr>
                   <w:rFonts w:ascii="Arial" w:cs="Arial" w:eastAsia="Arial" w:hAnsi="Arial"/>
@@ -17884,7 +17884,7 @@
               <w:spacing w:after="10" w:before="0"/>
               <w:ind w:left="120"/>
             </w:pPr>
-            <w:hyperlink w:history="1" r:id="rIdw4okisqefsw-aoos8bqie">
+            <w:hyperlink w:history="1" r:id="rIdqaib1cfmsze0rnzz1ajek">
               <w:r>
                 <w:rPr>
                   <w:rFonts w:ascii="Arial" w:cs="Arial" w:eastAsia="Arial" w:hAnsi="Arial"/>
@@ -17929,7 +17929,7 @@
             <w:pPr>
               <w:spacing w:after="20" w:before="0"/>
             </w:pPr>
-            <w:hyperlink w:history="1" r:id="rIdznqhzlgpfenle6ibfryfg">
+            <w:hyperlink w:history="1" r:id="rIdtowrgafnmkvpngfdi4dlz">
               <w:r>
                 <w:rPr>
                   <w:rFonts w:ascii="Arial" w:cs="Arial" w:eastAsia="Arial" w:hAnsi="Arial"/>
@@ -17962,7 +17962,7 @@
               <w:spacing w:after="10" w:before="0"/>
               <w:ind w:left="120"/>
             </w:pPr>
-            <w:hyperlink w:history="1" r:id="rIdgiqoscl4cr9wu4u42vljd">
+            <w:hyperlink w:history="1" r:id="rIdy3rykivabbqeakdzmpvps">
               <w:r>
                 <w:rPr>
                   <w:rFonts w:ascii="Arial" w:cs="Arial" w:eastAsia="Arial" w:hAnsi="Arial"/>
@@ -18162,7 +18162,7 @@
             <w:pPr>
               <w:spacing w:after="20" w:before="0"/>
             </w:pPr>
-            <w:hyperlink w:history="1" r:id="rId_xmypaurtd7nc4lprz-i9">
+            <w:hyperlink w:history="1" r:id="rIddli1ixt5kzop06r-5bxfk">
               <w:r>
                 <w:rPr>
                   <w:rFonts w:ascii="Arial" w:cs="Arial" w:eastAsia="Arial" w:hAnsi="Arial"/>
@@ -18195,7 +18195,7 @@
               <w:spacing w:after="10" w:before="0"/>
               <w:ind w:left="120"/>
             </w:pPr>
-            <w:hyperlink w:history="1" r:id="rIdgzioefuuzy5ub71zdxksw">
+            <w:hyperlink w:history="1" r:id="rIdlnijr2i4r7-qpf0jdfwd2">
               <w:r>
                 <w:rPr>
                   <w:rFonts w:ascii="Arial" w:cs="Arial" w:eastAsia="Arial" w:hAnsi="Arial"/>
@@ -18240,7 +18240,7 @@
             <w:pPr>
               <w:spacing w:after="20" w:before="0"/>
             </w:pPr>
-            <w:hyperlink w:history="1" r:id="rIds42osy5do89dwkq28pjqx">
+            <w:hyperlink w:history="1" r:id="rIdl3vw1b9nmzhjcrcjxna7c">
               <w:r>
                 <w:rPr>
                   <w:rFonts w:ascii="Arial" w:cs="Arial" w:eastAsia="Arial" w:hAnsi="Arial"/>
@@ -18273,7 +18273,7 @@
               <w:spacing w:after="10" w:before="0"/>
               <w:ind w:left="120"/>
             </w:pPr>
-            <w:hyperlink w:history="1" r:id="rIdjk0ltkkdqkbqnd-kqazv4">
+            <w:hyperlink w:history="1" r:id="rIdphi0z7djpccm15hjjy4rw">
               <w:r>
                 <w:rPr>
                   <w:rFonts w:ascii="Arial" w:cs="Arial" w:eastAsia="Arial" w:hAnsi="Arial"/>
@@ -18473,7 +18473,7 @@
             <w:pPr>
               <w:spacing w:after="20" w:before="0"/>
             </w:pPr>
-            <w:hyperlink w:history="1" r:id="rId5ch0kjxwt5rgsmnyoobiy">
+            <w:hyperlink w:history="1" r:id="rIdod60_tmx6tiuxybj7dguh">
               <w:r>
                 <w:rPr>
                   <w:rFonts w:ascii="Arial" w:cs="Arial" w:eastAsia="Arial" w:hAnsi="Arial"/>
@@ -18506,7 +18506,7 @@
               <w:spacing w:after="10" w:before="0"/>
               <w:ind w:left="120"/>
             </w:pPr>
-            <w:hyperlink w:history="1" r:id="rIdrrzs4siqnrhjkap87sbqq">
+            <w:hyperlink w:history="1" r:id="rIdg8ahyrbjmhbirjnj1837k">
               <w:r>
                 <w:rPr>
                   <w:rFonts w:ascii="Arial" w:cs="Arial" w:eastAsia="Arial" w:hAnsi="Arial"/>
@@ -18551,7 +18551,7 @@
             <w:pPr>
               <w:spacing w:after="20" w:before="0"/>
             </w:pPr>
-            <w:hyperlink w:history="1" r:id="rIdjvst3m8gty0co_bhvsgty">
+            <w:hyperlink w:history="1" r:id="rIdrex-uxnckp2otix9v212g">
               <w:r>
                 <w:rPr>
                   <w:rFonts w:ascii="Arial" w:cs="Arial" w:eastAsia="Arial" w:hAnsi="Arial"/>
@@ -18600,7 +18600,7 @@
               <w:spacing w:after="10" w:before="0"/>
               <w:ind w:left="120"/>
             </w:pPr>
-            <w:hyperlink w:history="1" r:id="rIdkxmqtuts-b89yqkcihlio">
+            <w:hyperlink w:history="1" r:id="rIdjgrpjluhbgd1iycqy10vv">
               <w:r>
                 <w:rPr>
                   <w:rFonts w:ascii="Arial" w:cs="Arial" w:eastAsia="Arial" w:hAnsi="Arial"/>
@@ -19125,7 +19125,7 @@
         </w:rPr>
         <w:t xml:space="preserve">© 2026 SeaVuria and ARES. Aligned with KICD objectives. Developed by SeaVuria; technical implementation by ARES (with AI assistance from Claude). Licensed under </w:t>
       </w:r>
-      <w:hyperlink w:history="1" r:id="rIduv8ejf-fwrxwgkcktinla">
+      <w:hyperlink w:history="1" r:id="rId1b0knegdpehrdjqshwep8">
         <w:r>
           <w:rPr>
             <w:rFonts w:ascii="Arial" w:cs="Arial" w:eastAsia="Arial" w:hAnsi="Arial"/>
@@ -19146,7 +19146,7 @@
         </w:rPr>
         <w:t xml:space="preserve"> (</w:t>
       </w:r>
-      <w:hyperlink w:history="1" r:id="rIdalwmtjcpbh_i4n3c0cwov">
+      <w:hyperlink w:history="1" r:id="rId14doaictjv3ppu115hyho">
         <w:r>
           <w:rPr>
             <w:rFonts w:ascii="Arial" w:cs="Arial" w:eastAsia="Arial" w:hAnsi="Arial"/>
@@ -20186,7 +20186,7 @@
             <w:pPr>
               <w:spacing w:after="20" w:before="0"/>
             </w:pPr>
-            <w:hyperlink w:history="1" r:id="rId3ed9mltovyowgbg6ziyli">
+            <w:hyperlink w:history="1" r:id="rIdkq_yz9j3r9zqicwiexmhn">
               <w:r>
                 <w:rPr>
                   <w:rFonts w:ascii="Arial" w:cs="Arial" w:eastAsia="Arial" w:hAnsi="Arial"/>
@@ -20219,7 +20219,7 @@
               <w:spacing w:after="10" w:before="0"/>
               <w:ind w:left="120"/>
             </w:pPr>
-            <w:hyperlink w:history="1" r:id="rId3fsy45s-6-j2rddm3nuat">
+            <w:hyperlink w:history="1" r:id="rIdgnmko_jbr1dhoyedp4cld">
               <w:r>
                 <w:rPr>
                   <w:rFonts w:ascii="Arial" w:cs="Arial" w:eastAsia="Arial" w:hAnsi="Arial"/>
@@ -20264,7 +20264,7 @@
             <w:pPr>
               <w:spacing w:after="20" w:before="0"/>
             </w:pPr>
-            <w:hyperlink w:history="1" r:id="rIddlqeeif-cyzeurcikhc8k">
+            <w:hyperlink w:history="1" r:id="rIdiqeucyfqrx6zts6bf5_c6">
               <w:r>
                 <w:rPr>
                   <w:rFonts w:ascii="Arial" w:cs="Arial" w:eastAsia="Arial" w:hAnsi="Arial"/>
@@ -20297,7 +20297,7 @@
               <w:spacing w:after="10" w:before="0"/>
               <w:ind w:left="120"/>
             </w:pPr>
-            <w:hyperlink w:history="1" r:id="rId36avqfqjrzqi9vymz9h5r">
+            <w:hyperlink w:history="1" r:id="rIdh2ke9smpv8uytqzbgi936">
               <w:r>
                 <w:rPr>
                   <w:rFonts w:ascii="Arial" w:cs="Arial" w:eastAsia="Arial" w:hAnsi="Arial"/>
@@ -20497,7 +20497,7 @@
             <w:pPr>
               <w:spacing w:after="20" w:before="0"/>
             </w:pPr>
-            <w:hyperlink w:history="1" r:id="rIdj6z_plxjctunjkbn6lzes">
+            <w:hyperlink w:history="1" r:id="rIdkrwnm4u-tcp5sur5vufek">
               <w:r>
                 <w:rPr>
                   <w:rFonts w:ascii="Arial" w:cs="Arial" w:eastAsia="Arial" w:hAnsi="Arial"/>
@@ -20530,7 +20530,7 @@
               <w:spacing w:after="10" w:before="0"/>
               <w:ind w:left="120"/>
             </w:pPr>
-            <w:hyperlink w:history="1" r:id="rIdks7jmgr6-irm3cc1cepcv">
+            <w:hyperlink w:history="1" r:id="rIdpzojcncgxyyjbz2r_cing">
               <w:r>
                 <w:rPr>
                   <w:rFonts w:ascii="Arial" w:cs="Arial" w:eastAsia="Arial" w:hAnsi="Arial"/>
@@ -20575,7 +20575,7 @@
             <w:pPr>
               <w:spacing w:after="20" w:before="0"/>
             </w:pPr>
-            <w:hyperlink w:history="1" r:id="rIdt27qseaiixylew2yrvv86">
+            <w:hyperlink w:history="1" r:id="rIdyayaf1fm9kfuwny0sowsf">
               <w:r>
                 <w:rPr>
                   <w:rFonts w:ascii="Arial" w:cs="Arial" w:eastAsia="Arial" w:hAnsi="Arial"/>
@@ -20608,7 +20608,7 @@
               <w:spacing w:after="10" w:before="0"/>
               <w:ind w:left="120"/>
             </w:pPr>
-            <w:hyperlink w:history="1" r:id="rIdzum8p-fhzig1kof3k7sii">
+            <w:hyperlink w:history="1" r:id="rIdy-qjybpqtgmomcsyx0fh8">
               <w:r>
                 <w:rPr>
                   <w:rFonts w:ascii="Arial" w:cs="Arial" w:eastAsia="Arial" w:hAnsi="Arial"/>
@@ -20808,7 +20808,7 @@
             <w:pPr>
               <w:spacing w:after="20" w:before="0"/>
             </w:pPr>
-            <w:hyperlink w:history="1" r:id="rIdmmlstz9imensfyoqx8mih">
+            <w:hyperlink w:history="1" r:id="rIdyypxed_bpghrtcqiftro7">
               <w:r>
                 <w:rPr>
                   <w:rFonts w:ascii="Arial" w:cs="Arial" w:eastAsia="Arial" w:hAnsi="Arial"/>
@@ -20841,7 +20841,7 @@
               <w:spacing w:after="10" w:before="0"/>
               <w:ind w:left="120"/>
             </w:pPr>
-            <w:hyperlink w:history="1" r:id="rIdvelahauuohvdvrrkmghbi">
+            <w:hyperlink w:history="1" r:id="rIdgwfsxab_qbbnhasmllizy">
               <w:r>
                 <w:rPr>
                   <w:rFonts w:ascii="Arial" w:cs="Arial" w:eastAsia="Arial" w:hAnsi="Arial"/>
@@ -20886,7 +20886,7 @@
             <w:pPr>
               <w:spacing w:after="20" w:before="0"/>
             </w:pPr>
-            <w:hyperlink w:history="1" r:id="rIdgha__25b7f6p84-iawqnb">
+            <w:hyperlink w:history="1" r:id="rIdddbo4hejekdjzmhcwnwoj">
               <w:r>
                 <w:rPr>
                   <w:rFonts w:ascii="Arial" w:cs="Arial" w:eastAsia="Arial" w:hAnsi="Arial"/>
@@ -20919,7 +20919,7 @@
               <w:spacing w:after="10" w:before="0"/>
               <w:ind w:left="120"/>
             </w:pPr>
-            <w:hyperlink w:history="1" r:id="rIdje4a0w8zzrbtm9slis7rd">
+            <w:hyperlink w:history="1" r:id="rId-li7yp4p5akc71ap99dr1">
               <w:r>
                 <w:rPr>
                   <w:rFonts w:ascii="Arial" w:cs="Arial" w:eastAsia="Arial" w:hAnsi="Arial"/>
@@ -21119,7 +21119,7 @@
             <w:pPr>
               <w:spacing w:after="20" w:before="0"/>
             </w:pPr>
-            <w:hyperlink w:history="1" r:id="rIdbfizw5zhh5r3ushf8l29p">
+            <w:hyperlink w:history="1" r:id="rIdbyvbpsg50estm7o9fyciz">
               <w:r>
                 <w:rPr>
                   <w:rFonts w:ascii="Arial" w:cs="Arial" w:eastAsia="Arial" w:hAnsi="Arial"/>
@@ -21152,7 +21152,7 @@
               <w:spacing w:after="10" w:before="0"/>
               <w:ind w:left="120"/>
             </w:pPr>
-            <w:hyperlink w:history="1" r:id="rIdu5dkkzz994hzmkfz5nif_">
+            <w:hyperlink w:history="1" r:id="rId9jxe_egzcgtkf6gcyodfo">
               <w:r>
                 <w:rPr>
                   <w:rFonts w:ascii="Arial" w:cs="Arial" w:eastAsia="Arial" w:hAnsi="Arial"/>
@@ -21197,7 +21197,7 @@
             <w:pPr>
               <w:spacing w:after="20" w:before="0"/>
             </w:pPr>
-            <w:hyperlink w:history="1" r:id="rIdzowlavtbqdcvyuiullpep">
+            <w:hyperlink w:history="1" r:id="rIdn4aiwhrskuxwoaei18cma">
               <w:r>
                 <w:rPr>
                   <w:rFonts w:ascii="Arial" w:cs="Arial" w:eastAsia="Arial" w:hAnsi="Arial"/>
@@ -21230,7 +21230,7 @@
               <w:spacing w:after="10" w:before="0"/>
               <w:ind w:left="120"/>
             </w:pPr>
-            <w:hyperlink w:history="1" r:id="rIdwacxowinvyo_igfvs2eka">
+            <w:hyperlink w:history="1" r:id="rIdodu4zlbuicdtj0xwymugh">
               <w:r>
                 <w:rPr>
                   <w:rFonts w:ascii="Arial" w:cs="Arial" w:eastAsia="Arial" w:hAnsi="Arial"/>
@@ -21430,7 +21430,7 @@
             <w:pPr>
               <w:spacing w:after="20" w:before="0"/>
             </w:pPr>
-            <w:hyperlink w:history="1" r:id="rIdu_zq808cotp3jww5-tsi3">
+            <w:hyperlink w:history="1" r:id="rIdziatjbkaale3ytxrpnmys">
               <w:r>
                 <w:rPr>
                   <w:rFonts w:ascii="Arial" w:cs="Arial" w:eastAsia="Arial" w:hAnsi="Arial"/>
@@ -21463,7 +21463,7 @@
               <w:spacing w:after="10" w:before="0"/>
               <w:ind w:left="120"/>
             </w:pPr>
-            <w:hyperlink w:history="1" r:id="rIdjzs3kl-zhbpljmsopi0l4">
+            <w:hyperlink w:history="1" r:id="rIda87rfn0y6qlgjordqg1fg">
               <w:r>
                 <w:rPr>
                   <w:rFonts w:ascii="Arial" w:cs="Arial" w:eastAsia="Arial" w:hAnsi="Arial"/>
@@ -21508,7 +21508,7 @@
             <w:pPr>
               <w:spacing w:after="20" w:before="0"/>
             </w:pPr>
-            <w:hyperlink w:history="1" r:id="rId4aa49isrsfgz5pqj2oxvk">
+            <w:hyperlink w:history="1" r:id="rIdme33976whyfhzhwmedmbj">
               <w:r>
                 <w:rPr>
                   <w:rFonts w:ascii="Arial" w:cs="Arial" w:eastAsia="Arial" w:hAnsi="Arial"/>
@@ -21541,7 +21541,7 @@
               <w:spacing w:after="10" w:before="0"/>
               <w:ind w:left="120"/>
             </w:pPr>
-            <w:hyperlink w:history="1" r:id="rIddj846bnhpg-oan3k3gbti">
+            <w:hyperlink w:history="1" r:id="rId7ezxdphccy7krgdyyg950">
               <w:r>
                 <w:rPr>
                   <w:rFonts w:ascii="Arial" w:cs="Arial" w:eastAsia="Arial" w:hAnsi="Arial"/>
@@ -22066,7 +22066,7 @@
         </w:rPr>
         <w:t xml:space="preserve">© 2026 SeaVuria and ARES. Aligned with KICD objectives. Developed by SeaVuria; technical implementation by ARES (with AI assistance from Claude). Licensed under </w:t>
       </w:r>
-      <w:hyperlink w:history="1" r:id="rIdmkdb3st6be0-1qj4zdtnj">
+      <w:hyperlink w:history="1" r:id="rIdkoshm43tkhvqkfclsfjdt">
         <w:r>
           <w:rPr>
             <w:rFonts w:ascii="Arial" w:cs="Arial" w:eastAsia="Arial" w:hAnsi="Arial"/>
@@ -22087,7 +22087,7 @@
         </w:rPr>
         <w:t xml:space="preserve"> (</w:t>
       </w:r>
-      <w:hyperlink w:history="1" r:id="rId8trtvvxuvxrkr5qvodcnv">
+      <w:hyperlink w:history="1" r:id="rIdlzw7k13nolbznug7p-m85">
         <w:r>
           <w:rPr>
             <w:rFonts w:ascii="Arial" w:cs="Arial" w:eastAsia="Arial" w:hAnsi="Arial"/>
@@ -23127,7 +23127,7 @@
             <w:pPr>
               <w:spacing w:after="20" w:before="0"/>
             </w:pPr>
-            <w:hyperlink w:history="1" r:id="rIdjjzzq-arfatptevkxqcrz">
+            <w:hyperlink w:history="1" r:id="rId4cphfilepq2p-xf4gi9ec">
               <w:r>
                 <w:rPr>
                   <w:rFonts w:ascii="Arial" w:cs="Arial" w:eastAsia="Arial" w:hAnsi="Arial"/>
@@ -23160,7 +23160,7 @@
               <w:spacing w:after="10" w:before="0"/>
               <w:ind w:left="120"/>
             </w:pPr>
-            <w:hyperlink w:history="1" r:id="rIdwoowrrgdr6li-ygbgsn-w">
+            <w:hyperlink w:history="1" r:id="rIdhe3h16xskzb_5y6c1eu6c">
               <w:r>
                 <w:rPr>
                   <w:rFonts w:ascii="Arial" w:cs="Arial" w:eastAsia="Arial" w:hAnsi="Arial"/>
@@ -23205,7 +23205,7 @@
             <w:pPr>
               <w:spacing w:after="20" w:before="0"/>
             </w:pPr>
-            <w:hyperlink w:history="1" r:id="rIdtih80j_mohi5at_6wois0">
+            <w:hyperlink w:history="1" r:id="rIdubipupkut7-juijl0-jdh">
               <w:r>
                 <w:rPr>
                   <w:rFonts w:ascii="Arial" w:cs="Arial" w:eastAsia="Arial" w:hAnsi="Arial"/>
@@ -23238,7 +23238,7 @@
               <w:spacing w:after="10" w:before="0"/>
               <w:ind w:left="120"/>
             </w:pPr>
-            <w:hyperlink w:history="1" r:id="rIdab4-ugbjrjymso2owempa">
+            <w:hyperlink w:history="1" r:id="rId3nqc5dhiodecvrutmfief">
               <w:r>
                 <w:rPr>
                   <w:rFonts w:ascii="Arial" w:cs="Arial" w:eastAsia="Arial" w:hAnsi="Arial"/>
@@ -23438,7 +23438,7 @@
             <w:pPr>
               <w:spacing w:after="20" w:before="0"/>
             </w:pPr>
-            <w:hyperlink w:history="1" r:id="rIdplyxplhfr4i5sh930j-ib">
+            <w:hyperlink w:history="1" r:id="rIdew0xajxlmwwsxvclpchp4">
               <w:r>
                 <w:rPr>
                   <w:rFonts w:ascii="Arial" w:cs="Arial" w:eastAsia="Arial" w:hAnsi="Arial"/>
@@ -23471,7 +23471,7 @@
               <w:spacing w:after="10" w:before="0"/>
               <w:ind w:left="120"/>
             </w:pPr>
-            <w:hyperlink w:history="1" r:id="rId_xpeteftdhpcetomdu0s8">
+            <w:hyperlink w:history="1" r:id="rIdavuk0q5j1yt4qenxkfzuk">
               <w:r>
                 <w:rPr>
                   <w:rFonts w:ascii="Arial" w:cs="Arial" w:eastAsia="Arial" w:hAnsi="Arial"/>
@@ -23516,7 +23516,7 @@
             <w:pPr>
               <w:spacing w:after="20" w:before="0"/>
             </w:pPr>
-            <w:hyperlink w:history="1" r:id="rIdfvgxtrmlnuyaqb_ojudfy">
+            <w:hyperlink w:history="1" r:id="rIdhp3ppgocskz1sxrzxophu">
               <w:r>
                 <w:rPr>
                   <w:rFonts w:ascii="Arial" w:cs="Arial" w:eastAsia="Arial" w:hAnsi="Arial"/>
@@ -23549,7 +23549,7 @@
               <w:spacing w:after="10" w:before="0"/>
               <w:ind w:left="120"/>
             </w:pPr>
-            <w:hyperlink w:history="1" r:id="rIdohay2vyg0jp1p-82hnflr">
+            <w:hyperlink w:history="1" r:id="rIdi0cvqzfut9cdc4pif-fxj">
               <w:r>
                 <w:rPr>
                   <w:rFonts w:ascii="Arial" w:cs="Arial" w:eastAsia="Arial" w:hAnsi="Arial"/>
@@ -23749,7 +23749,7 @@
             <w:pPr>
               <w:spacing w:after="20" w:before="0"/>
             </w:pPr>
-            <w:hyperlink w:history="1" r:id="rId2krnj9p738txey85auxjf">
+            <w:hyperlink w:history="1" r:id="rIdjauauq3whbr1qmlybtsbv">
               <w:r>
                 <w:rPr>
                   <w:rFonts w:ascii="Arial" w:cs="Arial" w:eastAsia="Arial" w:hAnsi="Arial"/>
@@ -23782,7 +23782,7 @@
               <w:spacing w:after="10" w:before="0"/>
               <w:ind w:left="120"/>
             </w:pPr>
-            <w:hyperlink w:history="1" r:id="rIdbbyytsqycs8feegrhfeqh">
+            <w:hyperlink w:history="1" r:id="rIdnkreqzt-11jnqriuasavt">
               <w:r>
                 <w:rPr>
                   <w:rFonts w:ascii="Arial" w:cs="Arial" w:eastAsia="Arial" w:hAnsi="Arial"/>
@@ -23827,7 +23827,7 @@
             <w:pPr>
               <w:spacing w:after="20" w:before="0"/>
             </w:pPr>
-            <w:hyperlink w:history="1" r:id="rId6kyyc6m6tfx1afb69iepy">
+            <w:hyperlink w:history="1" r:id="rIdexe8km9tmimw7shlbixk5">
               <w:r>
                 <w:rPr>
                   <w:rFonts w:ascii="Arial" w:cs="Arial" w:eastAsia="Arial" w:hAnsi="Arial"/>
@@ -23860,7 +23860,7 @@
               <w:spacing w:after="10" w:before="0"/>
               <w:ind w:left="120"/>
             </w:pPr>
-            <w:hyperlink w:history="1" r:id="rIdfgryu82jocvwi4gka7ic8">
+            <w:hyperlink w:history="1" r:id="rIdc5qtyhno3cwqtzy93ey5c">
               <w:r>
                 <w:rPr>
                   <w:rFonts w:ascii="Arial" w:cs="Arial" w:eastAsia="Arial" w:hAnsi="Arial"/>
@@ -24060,7 +24060,7 @@
             <w:pPr>
               <w:spacing w:after="20" w:before="0"/>
             </w:pPr>
-            <w:hyperlink w:history="1" r:id="rIdrs4eeyhfqqcyzrohlqzys">
+            <w:hyperlink w:history="1" r:id="rId4s0y4t4nxturvhrvwfli6">
               <w:r>
                 <w:rPr>
                   <w:rFonts w:ascii="Arial" w:cs="Arial" w:eastAsia="Arial" w:hAnsi="Arial"/>
@@ -24093,7 +24093,7 @@
               <w:spacing w:after="10" w:before="0"/>
               <w:ind w:left="120"/>
             </w:pPr>
-            <w:hyperlink w:history="1" r:id="rIdhttw2y7imx5s6kvf-vucu">
+            <w:hyperlink w:history="1" r:id="rIddoa-t3at-b0fmuyxkljm4">
               <w:r>
                 <w:rPr>
                   <w:rFonts w:ascii="Arial" w:cs="Arial" w:eastAsia="Arial" w:hAnsi="Arial"/>
@@ -24138,7 +24138,7 @@
             <w:pPr>
               <w:spacing w:after="20" w:before="0"/>
             </w:pPr>
-            <w:hyperlink w:history="1" r:id="rIdcuvmxx0oqegu02b5m8fg_">
+            <w:hyperlink w:history="1" r:id="rIdi180xg-rwh2q-2p9hxi94">
               <w:r>
                 <w:rPr>
                   <w:rFonts w:ascii="Arial" w:cs="Arial" w:eastAsia="Arial" w:hAnsi="Arial"/>
@@ -24171,7 +24171,7 @@
               <w:spacing w:after="10" w:before="0"/>
               <w:ind w:left="120"/>
             </w:pPr>
-            <w:hyperlink w:history="1" r:id="rIdm0vhr1ldlgoozn_uugg_0">
+            <w:hyperlink w:history="1" r:id="rIdbfuavvvii1s5vznzoj0ht">
               <w:r>
                 <w:rPr>
                   <w:rFonts w:ascii="Arial" w:cs="Arial" w:eastAsia="Arial" w:hAnsi="Arial"/>
@@ -24371,7 +24371,7 @@
             <w:pPr>
               <w:spacing w:after="20" w:before="0"/>
             </w:pPr>
-            <w:hyperlink w:history="1" r:id="rIdl-gz7c3l2uiti7kd2tszg">
+            <w:hyperlink w:history="1" r:id="rIdt0vgvsvgyuc_nbn1qcs-k">
               <w:r>
                 <w:rPr>
                   <w:rFonts w:ascii="Arial" w:cs="Arial" w:eastAsia="Arial" w:hAnsi="Arial"/>
@@ -24404,7 +24404,7 @@
               <w:spacing w:after="10" w:before="0"/>
               <w:ind w:left="120"/>
             </w:pPr>
-            <w:hyperlink w:history="1" r:id="rIdjblk71bxhzqs_suk5oek1">
+            <w:hyperlink w:history="1" r:id="rIdh31y4gu2-bmgsrff-tmdx">
               <w:r>
                 <w:rPr>
                   <w:rFonts w:ascii="Arial" w:cs="Arial" w:eastAsia="Arial" w:hAnsi="Arial"/>
@@ -24449,7 +24449,7 @@
             <w:pPr>
               <w:spacing w:after="20" w:before="0"/>
             </w:pPr>
-            <w:hyperlink w:history="1" r:id="rIdoan2mg0pgje0ryclfpan2">
+            <w:hyperlink w:history="1" r:id="rIdctzihh8osa0huu_71sppp">
               <w:r>
                 <w:rPr>
                   <w:rFonts w:ascii="Arial" w:cs="Arial" w:eastAsia="Arial" w:hAnsi="Arial"/>
@@ -24482,7 +24482,7 @@
               <w:spacing w:after="10" w:before="0"/>
               <w:ind w:left="120"/>
             </w:pPr>
-            <w:hyperlink w:history="1" r:id="rId1gjy8x9jy-v14etpbyaas">
+            <w:hyperlink w:history="1" r:id="rIdkzd9gnybjpgptnokgkfwr">
               <w:r>
                 <w:rPr>
                   <w:rFonts w:ascii="Arial" w:cs="Arial" w:eastAsia="Arial" w:hAnsi="Arial"/>
@@ -25007,7 +25007,7 @@
         </w:rPr>
         <w:t xml:space="preserve">© 2026 SeaVuria and ARES. Aligned with KICD objectives. Developed by SeaVuria; technical implementation by ARES (with AI assistance from Claude). Licensed under </w:t>
       </w:r>
-      <w:hyperlink w:history="1" r:id="rIdgtdcixeywkj_yaieqfge4">
+      <w:hyperlink w:history="1" r:id="rIdidjy19zvrlvtevfytgov5">
         <w:r>
           <w:rPr>
             <w:rFonts w:ascii="Arial" w:cs="Arial" w:eastAsia="Arial" w:hAnsi="Arial"/>
@@ -25028,7 +25028,7 @@
         </w:rPr>
         <w:t xml:space="preserve"> (</w:t>
       </w:r>
-      <w:hyperlink w:history="1" r:id="rIdzzfz7enzsvdxigxtpsvpy">
+      <w:hyperlink w:history="1" r:id="rId7t7qmykvlrqfyzgwe209z">
         <w:r>
           <w:rPr>
             <w:rFonts w:ascii="Arial" w:cs="Arial" w:eastAsia="Arial" w:hAnsi="Arial"/>
@@ -26228,7 +26228,7 @@
             <w:pPr>
               <w:spacing w:after="20" w:before="0"/>
             </w:pPr>
-            <w:hyperlink w:history="1" r:id="rIdmt1bon4nni9to6p67pg_m">
+            <w:hyperlink w:history="1" r:id="rId_zh-q7fisllpv8l9tav_n">
               <w:r>
                 <w:rPr>
                   <w:rFonts w:ascii="Arial" w:cs="Arial" w:eastAsia="Arial" w:hAnsi="Arial"/>
@@ -26261,7 +26261,7 @@
               <w:spacing w:after="10" w:before="0"/>
               <w:ind w:left="120"/>
             </w:pPr>
-            <w:hyperlink w:history="1" r:id="rId5fk9wnu9zfykwvr4lsjnu">
+            <w:hyperlink w:history="1" r:id="rId8rr94utszrchp0wu_ahje">
               <w:r>
                 <w:rPr>
                   <w:rFonts w:ascii="Arial" w:cs="Arial" w:eastAsia="Arial" w:hAnsi="Arial"/>
@@ -26306,7 +26306,7 @@
             <w:pPr>
               <w:spacing w:after="20" w:before="0"/>
             </w:pPr>
-            <w:hyperlink w:history="1" r:id="rIdwemttxbtmxs5qsxt6ftte">
+            <w:hyperlink w:history="1" r:id="rIdbakxjyvqih4enrmewbpss">
               <w:r>
                 <w:rPr>
                   <w:rFonts w:ascii="Arial" w:cs="Arial" w:eastAsia="Arial" w:hAnsi="Arial"/>
@@ -26339,7 +26339,7 @@
               <w:spacing w:after="10" w:before="0"/>
               <w:ind w:left="120"/>
             </w:pPr>
-            <w:hyperlink w:history="1" r:id="rIdriy15r_0ighm-wm4cieo6">
+            <w:hyperlink w:history="1" r:id="rIdzcw3xdyvivpkpfo6zx9f8">
               <w:r>
                 <w:rPr>
                   <w:rFonts w:ascii="Arial" w:cs="Arial" w:eastAsia="Arial" w:hAnsi="Arial"/>
@@ -26539,7 +26539,7 @@
             <w:pPr>
               <w:spacing w:after="20" w:before="0"/>
             </w:pPr>
-            <w:hyperlink w:history="1" r:id="rIdnb5locpclcyhn1gvbswhf">
+            <w:hyperlink w:history="1" r:id="rIdqldmtkvlj5px8b3ztxbww">
               <w:r>
                 <w:rPr>
                   <w:rFonts w:ascii="Arial" w:cs="Arial" w:eastAsia="Arial" w:hAnsi="Arial"/>
@@ -26572,7 +26572,7 @@
               <w:spacing w:after="10" w:before="0"/>
               <w:ind w:left="120"/>
             </w:pPr>
-            <w:hyperlink w:history="1" r:id="rIdqrxfg6yc2itlbcz6ahlhu">
+            <w:hyperlink w:history="1" r:id="rIdtrwoxixdqhuner0i9cydj">
               <w:r>
                 <w:rPr>
                   <w:rFonts w:ascii="Arial" w:cs="Arial" w:eastAsia="Arial" w:hAnsi="Arial"/>
@@ -26617,7 +26617,7 @@
             <w:pPr>
               <w:spacing w:after="20" w:before="0"/>
             </w:pPr>
-            <w:hyperlink w:history="1" r:id="rId8ezbheawgep7zbkgthd4g">
+            <w:hyperlink w:history="1" r:id="rIdm5g3bbfu994mhllkiregq">
               <w:r>
                 <w:rPr>
                   <w:rFonts w:ascii="Arial" w:cs="Arial" w:eastAsia="Arial" w:hAnsi="Arial"/>
@@ -26650,7 +26650,7 @@
               <w:spacing w:after="10" w:before="0"/>
               <w:ind w:left="120"/>
             </w:pPr>
-            <w:hyperlink w:history="1" r:id="rIdh5qjtrq65r4trv_6qefli">
+            <w:hyperlink w:history="1" r:id="rIdy6qkitj-80bwresnxcg3m">
               <w:r>
                 <w:rPr>
                   <w:rFonts w:ascii="Arial" w:cs="Arial" w:eastAsia="Arial" w:hAnsi="Arial"/>
@@ -26850,7 +26850,7 @@
             <w:pPr>
               <w:spacing w:after="20" w:before="0"/>
             </w:pPr>
-            <w:hyperlink w:history="1" r:id="rIdvpi8fzpgn0d6zxr8equfo">
+            <w:hyperlink w:history="1" r:id="rIdnkedg3tkyr9tjy4kzb_rs">
               <w:r>
                 <w:rPr>
                   <w:rFonts w:ascii="Arial" w:cs="Arial" w:eastAsia="Arial" w:hAnsi="Arial"/>
@@ -26883,7 +26883,7 @@
               <w:spacing w:after="10" w:before="0"/>
               <w:ind w:left="120"/>
             </w:pPr>
-            <w:hyperlink w:history="1" r:id="rId2lvkoxrobo3nsrp6-fz4e">
+            <w:hyperlink w:history="1" r:id="rIddudhudv8kvdkqlxisf69b">
               <w:r>
                 <w:rPr>
                   <w:rFonts w:ascii="Arial" w:cs="Arial" w:eastAsia="Arial" w:hAnsi="Arial"/>
@@ -26928,7 +26928,7 @@
             <w:pPr>
               <w:spacing w:after="20" w:before="0"/>
             </w:pPr>
-            <w:hyperlink w:history="1" r:id="rIdhc2zks1ukcf04w9f9tb4z">
+            <w:hyperlink w:history="1" r:id="rId9a1impca4mebctwive291">
               <w:r>
                 <w:rPr>
                   <w:rFonts w:ascii="Arial" w:cs="Arial" w:eastAsia="Arial" w:hAnsi="Arial"/>
@@ -26961,7 +26961,7 @@
               <w:spacing w:after="10" w:before="0"/>
               <w:ind w:left="120"/>
             </w:pPr>
-            <w:hyperlink w:history="1" r:id="rIdlefruxcjhnuag6dq-36il">
+            <w:hyperlink w:history="1" r:id="rIdijokxg2lcigit_-lpo-wp">
               <w:r>
                 <w:rPr>
                   <w:rFonts w:ascii="Arial" w:cs="Arial" w:eastAsia="Arial" w:hAnsi="Arial"/>
@@ -27161,7 +27161,7 @@
             <w:pPr>
               <w:spacing w:after="20" w:before="0"/>
             </w:pPr>
-            <w:hyperlink w:history="1" r:id="rIdiecv_lchjhsiawfjypto8">
+            <w:hyperlink w:history="1" r:id="rId2mtxhtgjdhwbjwnr1ulsy">
               <w:r>
                 <w:rPr>
                   <w:rFonts w:ascii="Arial" w:cs="Arial" w:eastAsia="Arial" w:hAnsi="Arial"/>
@@ -27194,7 +27194,7 @@
               <w:spacing w:after="10" w:before="0"/>
               <w:ind w:left="120"/>
             </w:pPr>
-            <w:hyperlink w:history="1" r:id="rIdjbqdihy_mbgt2oxyezuqp">
+            <w:hyperlink w:history="1" r:id="rIdehyiibvel-q5dmhe5kvwa">
               <w:r>
                 <w:rPr>
                   <w:rFonts w:ascii="Arial" w:cs="Arial" w:eastAsia="Arial" w:hAnsi="Arial"/>
@@ -27239,7 +27239,7 @@
             <w:pPr>
               <w:spacing w:after="20" w:before="0"/>
             </w:pPr>
-            <w:hyperlink w:history="1" r:id="rIdjjomychg64jvbbfrjrae7">
+            <w:hyperlink w:history="1" r:id="rIdv82bmlsspswlxgrtyji9v">
               <w:r>
                 <w:rPr>
                   <w:rFonts w:ascii="Arial" w:cs="Arial" w:eastAsia="Arial" w:hAnsi="Arial"/>
@@ -27272,7 +27272,7 @@
               <w:spacing w:after="10" w:before="0"/>
               <w:ind w:left="120"/>
             </w:pPr>
-            <w:hyperlink w:history="1" r:id="rIdvymf24k6i8m0f_txlwjcz">
+            <w:hyperlink w:history="1" r:id="rIdansrtnonwgbjnatu-gzvu">
               <w:r>
                 <w:rPr>
                   <w:rFonts w:ascii="Arial" w:cs="Arial" w:eastAsia="Arial" w:hAnsi="Arial"/>
@@ -27472,7 +27472,7 @@
             <w:pPr>
               <w:spacing w:after="20" w:before="0"/>
             </w:pPr>
-            <w:hyperlink w:history="1" r:id="rIdzr2nrlbsxl1cfrzxh1837">
+            <w:hyperlink w:history="1" r:id="rId5f1kxetlow8bs3xthc3ri">
               <w:r>
                 <w:rPr>
                   <w:rFonts w:ascii="Arial" w:cs="Arial" w:eastAsia="Arial" w:hAnsi="Arial"/>
@@ -27505,7 +27505,7 @@
               <w:spacing w:after="10" w:before="0"/>
               <w:ind w:left="120"/>
             </w:pPr>
-            <w:hyperlink w:history="1" r:id="rIdnfjp6dtjfyjkk-wfbwrqg">
+            <w:hyperlink w:history="1" r:id="rIdkhr9k66ijybxpcpvjtoso">
               <w:r>
                 <w:rPr>
                   <w:rFonts w:ascii="Arial" w:cs="Arial" w:eastAsia="Arial" w:hAnsi="Arial"/>
@@ -27550,7 +27550,7 @@
             <w:pPr>
               <w:spacing w:after="20" w:before="0"/>
             </w:pPr>
-            <w:hyperlink w:history="1" r:id="rIdhmufayipivetv4vjcefvu">
+            <w:hyperlink w:history="1" r:id="rIdj4ubkriddtlioytpzjx5w">
               <w:r>
                 <w:rPr>
                   <w:rFonts w:ascii="Arial" w:cs="Arial" w:eastAsia="Arial" w:hAnsi="Arial"/>
@@ -27583,7 +27583,7 @@
               <w:spacing w:after="10" w:before="0"/>
               <w:ind w:left="120"/>
             </w:pPr>
-            <w:hyperlink w:history="1" r:id="rIdcd5qygzsgmkvhbserc-or">
+            <w:hyperlink w:history="1" r:id="rIda6ddomagd1wx_w90tfpb1">
               <w:r>
                 <w:rPr>
                   <w:rFonts w:ascii="Arial" w:cs="Arial" w:eastAsia="Arial" w:hAnsi="Arial"/>
@@ -28188,7 +28188,7 @@
         </w:rPr>
         <w:t xml:space="preserve">© 2026 SeaVuria and ARES. Aligned with KICD objectives. Developed by SeaVuria; technical implementation by ARES (with AI assistance from Claude). Licensed under </w:t>
       </w:r>
-      <w:hyperlink w:history="1" r:id="rIdkb53qxlvyhv3ezwkuh5i7">
+      <w:hyperlink w:history="1" r:id="rId4g4s2inu2c-bmpvaqh0rx">
         <w:r>
           <w:rPr>
             <w:rFonts w:ascii="Arial" w:cs="Arial" w:eastAsia="Arial" w:hAnsi="Arial"/>
@@ -28209,7 +28209,7 @@
         </w:rPr>
         <w:t xml:space="preserve"> (</w:t>
       </w:r>
-      <w:hyperlink w:history="1" r:id="rId8ccst3qzky-nncm8nulq9">
+      <w:hyperlink w:history="1" r:id="rIdnvws51r3rshome4nh5yxn">
         <w:r>
           <w:rPr>
             <w:rFonts w:ascii="Arial" w:cs="Arial" w:eastAsia="Arial" w:hAnsi="Arial"/>
